--- a/research/LinkedIn_Recommendation_Aigul_Moiseeva.docx
+++ b/research/LinkedIn_Recommendation_Aigul_Moiseeva.docx
@@ -962,53 +962,470 @@
         <w:rPr>
           <w:b/>
         </w:rPr>
-        <w:t xml:space="preserve">They already have it. Do not create a second one.</w:t>
-      </w:r>
-    </w:p>
-    <w:p>
-      <w:pPr>
-        <w:spacing w:after="140"/>
-      </w:pPr>
-      <w:r>
-        <w:t xml:space="preserve">The certificate is self-serve. </w:t>
-      </w:r>
-      <w:r>
-        <w:rPr>
-          <w:rFonts w:ascii="Consolas" w:hAnsi="Consolas"/>
-        </w:rPr>
-        <w:t xml:space="preserve">api/reviewer-cert.js</w:t>
-      </w:r>
-      <w:r>
-        <w:t xml:space="preserve"> renders it from the completion code, and </w:t>
-      </w:r>
-      <w:r>
-        <w:rPr>
-          <w:rFonts w:ascii="Consolas" w:hAnsi="Consolas"/>
-        </w:rPr>
-        <w:t xml:space="preserve">certificate_renders.reviewer = 1</w:t>
-      </w:r>
-      <w:r>
-        <w:t xml:space="preserve"> confirms one has been rendered. Aigul is the only holder of a </w:t>
-      </w:r>
-      <w:r>
-        <w:rPr>
-          <w:rFonts w:ascii="Consolas" w:hAnsi="Consolas"/>
-        </w:rPr>
-        <w:t xml:space="preserve">reviewer-cert</w:t>
-      </w:r>
-      <w:r>
-        <w:t xml:space="preserve"> contact row, so that render is theirs.</w:t>
-      </w:r>
-    </w:p>
-    <w:p>
-      <w:pPr>
-        <w:spacing w:after="140"/>
-      </w:pPr>
+        <w:t xml:space="preserve">A handover PDF now exists. It is attached and it is yours to send.</w:t>
+      </w:r>
+    </w:p>
+    <w:p>
+      <w:pPr>
+        <w:spacing w:after="140"/>
+      </w:pPr>
+      <w:r>
+        <w:rPr>
+          <w:rFonts w:ascii="Consolas" w:hAnsi="Consolas"/>
+        </w:rPr>
+        <w:t xml:space="preserve">`</w:t>
+      </w:r>
+    </w:p>
+    <w:p>
+      <w:pPr>
+        <w:spacing w:after="140"/>
+      </w:pPr>
+      <w:r>
+        <w:t xml:space="preserve">research/JRS_Reviewer_Evaluation_Certificate_Aigul_Moiseeva.pdf</w:t>
+      </w:r>
+    </w:p>
+    <w:p>
+      <w:pPr>
+        <w:spacing w:after="140"/>
+      </w:pPr>
+      <w:r>
+        <w:rPr>
+          <w:rFonts w:ascii="Consolas" w:hAnsi="Consolas"/>
+        </w:rPr>
+        <w:t xml:space="preserve">`</w:t>
+      </w:r>
+    </w:p>
+    <w:p>
+      <w:pPr>
+        <w:spacing w:after="140"/>
+      </w:pPr>
+      <w:r>
+        <w:t xml:space="preserve">Built by </w:t>
+      </w:r>
+      <w:r>
+        <w:rPr>
+          <w:rFonts w:ascii="Consolas" w:hAnsi="Consolas"/>
+        </w:rPr>
+        <w:t xml:space="preserve">research/build_reviewer_eval_certificate.py</w:t>
+      </w:r>
+      <w:r>
+        <w:t xml:space="preserve">, which is new. Verified content, extracted from the PDF itself:</w:t>
+      </w:r>
+    </w:p>
+    <w:p>
+      <w:pPr>
+        <w:spacing w:after="140"/>
+      </w:pPr>
+      <w:r>
+        <w:t xml:space="preserve">&gt; JRS (TM) &amp;middot; JUSTIFICATION REVIEW STANDARD</w:t>
+      </w:r>
+    </w:p>
+    <w:p>
+      <w:pPr>
+        <w:spacing w:after="140"/>
+      </w:pPr>
+      <w:r>
+        <w:t xml:space="preserve">&gt; </w:t>
+      </w:r>
       <w:r>
         <w:rPr>
           <w:b/>
         </w:rPr>
-        <w:t xml:space="preserve">Their link, unchanged:</w:t>
+        <w:t xml:space="preserve">Certificate of Participation</w:t>
+      </w:r>
+    </w:p>
+    <w:p>
+      <w:pPr>
+        <w:spacing w:after="140"/>
+      </w:pPr>
+      <w:r>
+        <w:t xml:space="preserve">&gt; This certifies that </w:t>
+      </w:r>
+      <w:r>
+        <w:rPr>
+          <w:b/>
+        </w:rPr>
+        <w:t xml:space="preserve">Aigul Moiseeva</w:t>
+      </w:r>
+    </w:p>
+    <w:p>
+      <w:pPr>
+        <w:spacing w:after="140"/>
+      </w:pPr>
+      <w:r>
+        <w:t xml:space="preserve">&gt; submitted the JRS reviewer evaluation, applying the five review conditions of the Justification Review Standard to the question of whether a consequential record can still explain, on its own terms, how and why a decision was reached.</w:t>
+      </w:r>
+    </w:p>
+    <w:p>
+      <w:pPr>
+        <w:spacing w:after="140"/>
+      </w:pPr>
+      <w:r>
+        <w:t xml:space="preserve">&gt; August 16, 2026</w:t>
+      </w:r>
+    </w:p>
+    <w:p>
+      <w:pPr>
+        <w:spacing w:after="140"/>
+      </w:pPr>
+      <w:r>
+        <w:t xml:space="preserve">&gt; Phillip Wikes, Creator, JRS</w:t>
+      </w:r>
+    </w:p>
+    <w:p>
+      <w:pPr>
+        <w:spacing w:after="140"/>
+      </w:pPr>
+      <w:r>
+        <w:t xml:space="preserve">Confirmed absent from the rendered file: "24 records", "six-module", "Reviewer Training", "all 24", "Completion".</w:t>
+      </w:r>
+    </w:p>
+    <w:p>
+      <w:pPr>
+        <w:pStyle w:val="Heading3"/>
+        <w:spacing w:after="140"/>
+      </w:pPr>
+      <w:r>
+        <w:t xml:space="preserve">Why it is not from </w:t>
+      </w:r>
+      <w:r>
+        <w:rPr>
+          <w:rFonts w:ascii="Consolas" w:hAnsi="Consolas"/>
+        </w:rPr>
+        <w:t xml:space="preserve">build_certificate.py</w:t>
+      </w:r>
+    </w:p>
+    <w:p>
+      <w:pPr>
+        <w:spacing w:after="140"/>
+      </w:pPr>
+      <w:r>
+        <w:t xml:space="preserve">That registry is the 24-record study completers and its </w:t>
+      </w:r>
+      <w:r>
+        <w:rPr>
+          <w:rFonts w:ascii="Consolas" w:hAnsi="Consolas"/>
+        </w:rPr>
+        <w:t xml:space="preserve">standard_body()</w:t>
+      </w:r>
+      <w:r>
+        <w:t xml:space="preserve"> prints </w:t>
+      </w:r>
+      <w:r>
+        <w:rPr>
+          <w:i/>
+        </w:rPr>
+        <w:t xml:space="preserve">"completed the independent review of all 24 records"</w:t>
+      </w:r>
+      <w:r>
+        <w:t xml:space="preserve">. Adding an evaluation respondent to it would print a record review that did not happen onto the canonical issued template.</w:t>
+      </w:r>
+    </w:p>
+    <w:p>
+      <w:pPr>
+        <w:spacing w:after="140"/>
+      </w:pPr>
+      <w:r>
+        <w:t xml:space="preserve">The new builder renders through the </w:t>
+      </w:r>
+      <w:r>
+        <w:rPr>
+          <w:b/>
+        </w:rPr>
+        <w:t xml:space="preserve">same locked layout</w:t>
+      </w:r>
+      <w:r>
+        <w:t xml:space="preserve"> (</w:t>
+      </w:r>
+      <w:r>
+        <w:rPr>
+          <w:rFonts w:ascii="Consolas" w:hAnsi="Consolas"/>
+        </w:rPr>
+        <w:t xml:space="preserve">make_certificate()</w:t>
+      </w:r>
+      <w:r>
+        <w:t xml:space="preserve"> from </w:t>
+      </w:r>
+      <w:r>
+        <w:rPr>
+          <w:rFonts w:ascii="Consolas" w:hAnsi="Consolas"/>
+        </w:rPr>
+        <w:t xml:space="preserve">build_certificate.py</w:t>
+      </w:r>
+      <w:r>
+        <w:t xml:space="preserve">, taken from the issued reference PDF). Nothing about the design is re-decided. Only the title and the body sentence differ, because the thing being certified differs. The title is </w:t>
+      </w:r>
+      <w:r>
+        <w:rPr>
+          <w:b/>
+        </w:rPr>
+        <w:t xml:space="preserve">Certificate of Participation</w:t>
+      </w:r>
+      <w:r>
+        <w:t xml:space="preserve">, not "of Completion", because nothing was completed.</w:t>
+      </w:r>
+    </w:p>
+    <w:p>
+      <w:pPr>
+        <w:pStyle w:val="Heading3"/>
+        <w:spacing w:after="140"/>
+      </w:pPr>
+      <w:r>
+        <w:t xml:space="preserve">It refuses rather than guessing</w:t>
+      </w:r>
+    </w:p>
+    <w:p>
+      <w:pPr>
+        <w:spacing w:after="140"/>
+      </w:pPr>
+      <w:r>
+        <w:t xml:space="preserve">The builder looks the person up on the live roster before rendering and stops if anything fails. All four refusal paths tested:</w:t>
+      </w:r>
+    </w:p>
+    <w:tbl>
+      <w:tblPr>
+        <w:tblStyle w:val="TableGrid"/>
+        <w:tblW w:w="9360" w:type="dxa"/>
+        <w:tblBorders>
+          <w:top w:val="single" w:sz="4" w:space="0" w:color="999999"/>
+          <w:left w:val="single" w:sz="4" w:space="0" w:color="999999"/>
+          <w:bottom w:val="single" w:sz="4" w:space="0" w:color="999999"/>
+          <w:right w:val="single" w:sz="4" w:space="0" w:color="999999"/>
+          <w:insideH w:val="single" w:sz="4" w:space="0" w:color="999999"/>
+          <w:insideV w:val="single" w:sz="4" w:space="0" w:color="999999"/>
+        </w:tblBorders>
+      </w:tblPr>
+      <w:tblGrid>
+        <w:gridCol w:w="4680"/>
+        <w:gridCol w:w="4680"/>
+      </w:tblGrid>
+      <w:tr>
+        <w:tc>
+          <w:tcPr>
+            <w:tcW w:w="4680" w:type="dxa"/>
+          </w:tcPr>
+          <w:p>
+            <w:pPr>
+              <w:spacing w:after="0"/>
+            </w:pPr>
+            <w:r>
+              <w:t xml:space="preserve">Input</w:t>
+            </w:r>
+          </w:p>
+        </w:tc>
+        <w:tc>
+          <w:tcPr>
+            <w:tcW w:w="4680" w:type="dxa"/>
+          </w:tcPr>
+          <w:p>
+            <w:pPr>
+              <w:spacing w:after="0"/>
+            </w:pPr>
+            <w:r>
+              <w:t xml:space="preserve">Result</w:t>
+            </w:r>
+          </w:p>
+        </w:tc>
+      </w:tr>
+      <w:tr>
+        <w:tc>
+          <w:tcPr>
+            <w:tcW w:w="4680" w:type="dxa"/>
+          </w:tcPr>
+          <w:p>
+            <w:pPr>
+              <w:spacing w:after="0"/>
+            </w:pPr>
+            <w:r>
+              <w:rPr>
+                <w:rFonts w:ascii="Consolas" w:hAnsi="Consolas"/>
+              </w:rPr>
+              <w:t xml:space="preserve">"Aigul Moiseeva" JRS-R-WRONG99</w:t>
+            </w:r>
+          </w:p>
+        </w:tc>
+        <w:tc>
+          <w:tcPr>
+            <w:tcW w:w="4680" w:type="dxa"/>
+          </w:tcPr>
+          <w:p>
+            <w:pPr>
+              <w:spacing w:after="0"/>
+            </w:pPr>
+            <w:r>
+              <w:t xml:space="preserve">REFUSED: the code on record is JRS-R-DOGUUVV9</w:t>
+            </w:r>
+          </w:p>
+        </w:tc>
+      </w:tr>
+      <w:tr>
+        <w:tc>
+          <w:tcPr>
+            <w:tcW w:w="4680" w:type="dxa"/>
+          </w:tcPr>
+          <w:p>
+            <w:pPr>
+              <w:spacing w:after="0"/>
+            </w:pPr>
+            <w:r>
+              <w:rPr>
+                <w:rFonts w:ascii="Consolas" w:hAnsi="Consolas"/>
+              </w:rPr>
+              <w:t xml:space="preserve">"Stacyann Young" JRS-R-DOGUUVV9</w:t>
+            </w:r>
+          </w:p>
+        </w:tc>
+        <w:tc>
+          <w:tcPr>
+            <w:tcW w:w="4680" w:type="dxa"/>
+          </w:tcPr>
+          <w:p>
+            <w:pPr>
+              <w:spacing w:after="0"/>
+            </w:pPr>
+            <w:r>
+              <w:t xml:space="preserve">REFUSED: no </w:t>
+            </w:r>
+            <w:r>
+              <w:rPr>
+                <w:rFonts w:ascii="Consolas" w:hAnsi="Consolas"/>
+              </w:rPr>
+              <w:t xml:space="preserve">reviewer-cert</w:t>
+            </w:r>
+            <w:r>
+              <w:t xml:space="preserve"> row; sources held: honor-accept</w:t>
+            </w:r>
+          </w:p>
+        </w:tc>
+      </w:tr>
+      <w:tr>
+        <w:tc>
+          <w:tcPr>
+            <w:tcW w:w="4680" w:type="dxa"/>
+          </w:tcPr>
+          <w:p>
+            <w:pPr>
+              <w:spacing w:after="0"/>
+            </w:pPr>
+            <w:r>
+              <w:rPr>
+                <w:rFonts w:ascii="Consolas" w:hAnsi="Consolas"/>
+              </w:rPr>
+              <w:t xml:space="preserve">"Nobody Here" JRS-R-DOGUUVV9</w:t>
+            </w:r>
+          </w:p>
+        </w:tc>
+        <w:tc>
+          <w:tcPr>
+            <w:tcW w:w="4680" w:type="dxa"/>
+          </w:tcPr>
+          <w:p>
+            <w:pPr>
+              <w:spacing w:after="0"/>
+            </w:pPr>
+            <w:r>
+              <w:t xml:space="preserve">NOT FOUND: nothing is issued for a name not in the record</w:t>
+            </w:r>
+          </w:p>
+        </w:tc>
+      </w:tr>
+      <w:tr>
+        <w:tc>
+          <w:tcPr>
+            <w:tcW w:w="4680" w:type="dxa"/>
+          </w:tcPr>
+          <w:p>
+            <w:pPr>
+              <w:spacing w:after="0"/>
+            </w:pPr>
+            <w:r>
+              <w:rPr>
+                <w:rFonts w:ascii="Consolas" w:hAnsi="Consolas"/>
+              </w:rPr>
+              <w:t xml:space="preserve">"Aigul Moiseeva" NOTACODE</w:t>
+            </w:r>
+          </w:p>
+        </w:tc>
+        <w:tc>
+          <w:tcPr>
+            <w:tcW w:w="4680" w:type="dxa"/>
+          </w:tcPr>
+          <w:p>
+            <w:pPr>
+              <w:spacing w:after="0"/>
+            </w:pPr>
+            <w:r>
+              <w:t xml:space="preserve">REFUSED: not a completion code</w:t>
+            </w:r>
+          </w:p>
+        </w:tc>
+      </w:tr>
+    </w:tbl>
+    <w:p>
+      <w:pPr/>
+      <w:r>
+        <w:t/>
+      </w:r>
+    </w:p>
+    <w:p>
+      <w:pPr>
+        <w:spacing w:after="140"/>
+      </w:pPr>
+      <w:r>
+        <w:t xml:space="preserve">It also refuses if </w:t>
+      </w:r>
+      <w:r>
+        <w:rPr>
+          <w:rFonts w:ascii="Consolas" w:hAnsi="Consolas"/>
+        </w:rPr>
+        <w:t xml:space="preserve">records_run</w:t>
+      </w:r>
+      <w:r>
+        <w:t xml:space="preserve"> is non-zero, because a person who reviewed records is a study participant and gets the study certificate instead.</w:t>
+      </w:r>
+    </w:p>
+    <w:p>
+      <w:pPr>
+        <w:spacing w:after="140"/>
+      </w:pPr>
+      <w:r>
+        <w:t xml:space="preserve">The body sentence is </w:t>
+      </w:r>
+      <w:r>
+        <w:rPr>
+          <w:b/>
+        </w:rPr>
+        <w:t xml:space="preserve">parsed out of `api/reviewer-cert.js`, not copied</w:t>
+      </w:r>
+      <w:r>
+        <w:t xml:space="preserve">, so the printed certificate and the self-served one cannot tell the holder different things. </w:t>
+      </w:r>
+      <w:r>
+        <w:rPr>
+          <w:rFonts w:ascii="Consolas" w:hAnsi="Consolas"/>
+        </w:rPr>
+        <w:t xml:space="preserve">check_printed_certificate_matches_endpoint</w:t>
+      </w:r>
+      <w:r>
+        <w:t xml:space="preserve"> in </w:t>
+      </w:r>
+      <w:r>
+        <w:rPr>
+          <w:rFonts w:ascii="Consolas" w:hAnsi="Consolas"/>
+        </w:rPr>
+        <w:t xml:space="preserve">scripts/check_zero_drift.py</w:t>
+      </w:r>
+      <w:r>
+        <w:t xml:space="preserve"> fails if that parse stops resolving or if the parsed body regains a training claim. Both cases tested.</w:t>
+      </w:r>
+    </w:p>
+    <w:p>
+      <w:pPr>
+        <w:pStyle w:val="Heading3"/>
+        <w:spacing w:after="140"/>
+      </w:pPr>
+      <w:r>
+        <w:t xml:space="preserve">The self-serve link still works and is now correct</w:t>
       </w:r>
     </w:p>
     <w:p>
@@ -1047,21 +1464,30 @@
       </w:pPr>
       <w:r>
         <w:rPr>
-          <w:rFonts w:ascii="Consolas" w:hAnsi="Consolas"/>
-        </w:rPr>
-        <w:t xml:space="preserve">research/build_certificate.py</w:t>
-      </w:r>
-      <w:r>
-        <w:t xml:space="preserve"> is </w:t>
-      </w:r>
-      <w:r>
-        <w:rPr>
           <w:b/>
         </w:rPr>
-        <w:t xml:space="preserve">not</w:t>
-      </w:r>
-      <w:r>
-        <w:t xml:space="preserve"> the right tool here and was not used. Its registry is the 24-record study completers, and adding a non-completer to it would put an unearned certificate into the canonical issued template.</w:t>
+        <w:t xml:space="preserve">On whether they should have been issued one automatically:</w:t>
+      </w:r>
+      <w:r>
+        <w:t xml:space="preserve"> they were, and by design. </w:t>
+      </w:r>
+      <w:r>
+        <w:rPr>
+          <w:rFonts w:ascii="Consolas" w:hAnsi="Consolas"/>
+        </w:rPr>
+        <w:t xml:space="preserve">reviewer/evaluation.html</w:t>
+      </w:r>
+      <w:r>
+        <w:t xml:space="preserve"> tells the respondent at Step 4 of 5 that the evaluation "is the research contribution the certificate records", and </w:t>
+      </w:r>
+      <w:r>
+        <w:rPr>
+          <w:rFonts w:ascii="Consolas" w:hAnsi="Consolas"/>
+        </w:rPr>
+        <w:t xml:space="preserve">/api/reviewer-eval</w:t>
+      </w:r>
+      <w:r>
+        <w:t xml:space="preserve"> issues the code on submission. Nothing was bypassed. What was wrong is what the certificate then said, which is below.</w:t>
       </w:r>
     </w:p>
     <w:p>
@@ -1397,10 +1823,10 @@
         <w:rPr>
           <w:b/>
         </w:rPr>
-        <w:t xml:space="preserve">Aigul's certificate will now render with the corrected wording.</w:t>
-      </w:r>
-      <w:r>
-        <w:t xml:space="preserve"> They rendered the old one before the fix; if you want them to hold the accurate version, send the link again.</w:t>
+        <w:t xml:space="preserve">Aigul rendered the old, incorrect certificate before the fix.</w:t>
+      </w:r>
+      <w:r>
+        <w:t xml:space="preserve"> The attached PDF carries the corrected wording, and so does the live link. Send them the PDF.</w:t>
       </w:r>
     </w:p>
     <w:p>
